--- a/3испсп/технологии программирования/4 DLL.docx
+++ b/3испсп/технологии программирования/4 DLL.docx
@@ -22,6 +22,82 @@
           <w:lang w:val="en-US"/>
         </w:rPr>
         <w:t>DLL</w:t>
+      </w:r>
+    </w:p>
+    <w:p>
+      <w:pPr>
+        <w:pBdr>
+          <w:top w:val="single" w:sz="4" w:space="1" w:color="auto"/>
+          <w:left w:val="single" w:sz="4" w:space="4" w:color="auto"/>
+          <w:bottom w:val="single" w:sz="4" w:space="1" w:color="auto"/>
+          <w:right w:val="single" w:sz="4" w:space="4" w:color="auto"/>
+        </w:pBdr>
+        <w:spacing w:after="0" w:line="240" w:lineRule="auto"/>
+        <w:jc w:val="center"/>
+        <w:rPr>
+          <w:rFonts w:ascii="Times New Roman" w:hAnsi="Times New Roman" w:cs="Times New Roman"/>
+          <w:b/>
+          <w:sz w:val="28"/>
+          <w:szCs w:val="28"/>
+          <w:lang w:val="en-US"/>
+        </w:rPr>
+      </w:pPr>
+      <w:r>
+        <w:rPr>
+          <w:rFonts w:ascii="Times New Roman" w:hAnsi="Times New Roman" w:cs="Times New Roman"/>
+          <w:b/>
+          <w:sz w:val="28"/>
+          <w:szCs w:val="28"/>
+        </w:rPr>
+        <w:t xml:space="preserve">Можете реализовать </w:t>
+      </w:r>
+      <w:r>
+        <w:rPr>
+          <w:rFonts w:ascii="Times New Roman" w:hAnsi="Times New Roman" w:cs="Times New Roman"/>
+          <w:b/>
+          <w:sz w:val="28"/>
+          <w:szCs w:val="28"/>
+          <w:lang w:val="en-US"/>
+        </w:rPr>
+        <w:t xml:space="preserve">DLL </w:t>
+      </w:r>
+      <w:r>
+        <w:rPr>
+          <w:rFonts w:ascii="Times New Roman" w:hAnsi="Times New Roman" w:cs="Times New Roman"/>
+          <w:b/>
+          <w:sz w:val="28"/>
+          <w:szCs w:val="28"/>
+        </w:rPr>
+        <w:t xml:space="preserve">на </w:t>
+      </w:r>
+      <w:r>
+        <w:rPr>
+          <w:rFonts w:ascii="Times New Roman" w:hAnsi="Times New Roman" w:cs="Times New Roman"/>
+          <w:b/>
+          <w:sz w:val="28"/>
+          <w:szCs w:val="28"/>
+          <w:lang w:val="en-US"/>
+        </w:rPr>
+        <w:t xml:space="preserve">C# </w:t>
+      </w:r>
+      <w:r>
+        <w:rPr>
+          <w:rFonts w:ascii="Times New Roman" w:hAnsi="Times New Roman" w:cs="Times New Roman"/>
+          <w:b/>
+          <w:sz w:val="28"/>
+          <w:szCs w:val="28"/>
+        </w:rPr>
+        <w:t xml:space="preserve">или </w:t>
+      </w:r>
+      <w:r>
+        <w:rPr>
+          <w:rFonts w:ascii="Times New Roman" w:hAnsi="Times New Roman" w:cs="Times New Roman"/>
+          <w:b/>
+          <w:sz w:val="28"/>
+          <w:szCs w:val="28"/>
+          <w:lang w:val="en-US"/>
+        </w:rPr>
+        <w:t>C++</w:t>
       </w:r>
     </w:p>
     <w:p>
